--- a/Ficha_Integrativa_por_Camadas_v3.docx
+++ b/Ficha_Integrativa_por_Camadas_v3.docx
@@ -137,7 +137,7 @@
           <w:color w:val="374151"/>
           <w:sz w:val="19"/>
         </w:rPr>
-        <w:t>Nome de preferência (como gosta de ser chamado): ____________________________________________________</w:t>
+        <w:t>Nome completo: ____________________________________________________________________________________</w:t>
       </w:r>
     </w:p>
     <w:p>
@@ -152,7 +152,7 @@
           <w:color w:val="374151"/>
           <w:sz w:val="19"/>
         </w:rPr>
-        <w:t>Nome completo civil (para prontuário e prescrições): __________________________________________________</w:t>
+        <w:t>Situação relacional:  [  ] Solteiro(a)   [  ] Namoro   [  ] Casado(a)/União   [  ] Divorciado(a)   [  ] Viúvo(a)   [  ] Reservado</w:t>
       </w:r>
     </w:p>
     <w:p>
@@ -167,22 +167,7 @@
           <w:color w:val="374151"/>
           <w:sz w:val="19"/>
         </w:rPr>
-        <w:t>Data de nascimento: ____/____/________  |  Idade: ______ anos  |  Ocupação: ____________________________</w:t>
-      </w:r>
-    </w:p>
-    <w:p>
-      <w:pPr>
-        <w:spacing w:after="60"/>
-      </w:pPr>
-      <w:r>
-        <w:rPr>
-          <w:rFonts w:ascii="Calibri" w:hAnsi="Calibri"/>
-          <w:b w:val="0"/>
-          <w:i w:val="0"/>
-          <w:color w:val="374151"/>
-          <w:sz w:val="19"/>
-        </w:rPr>
-        <w:t>Rotina diária habitual (jornada profissional, turnos, compromissos familiares):</w:t>
+        <w:t>Rotina diária habitual (turnos, estudos, compromissos familiares):</w:t>
       </w:r>
     </w:p>
     <w:p>
@@ -198,21 +183,6 @@
           <w:sz w:val="19"/>
         </w:rPr>
         <w:t>____________________________________________________________________________________________________</w:t>
-      </w:r>
-    </w:p>
-    <w:p>
-      <w:pPr>
-        <w:spacing w:after="60"/>
-      </w:pPr>
-      <w:r>
-        <w:rPr>
-          <w:rFonts w:ascii="Calibri" w:hAnsi="Calibri"/>
-          <w:b w:val="0"/>
-          <w:i w:val="0"/>
-          <w:color w:val="374151"/>
-          <w:sz w:val="19"/>
-        </w:rPr>
-        <w:t>Vida relacional:  [  ] Solteiro(a)   [  ] Namoro   [  ] Casado(a)/União   [  ] Divorciado(a)   [  ] Viúvo(a)   [  ] Reservado</w:t>
       </w:r>
     </w:p>
     <w:p>
@@ -354,7 +324,7 @@
           <w:color w:val="0F2233"/>
           <w:sz w:val="22"/>
         </w:rPr>
-        <w:t>2.1. O que você tem percebido no corpo e na mente recentemente? (Até 5 prioridades)</w:t>
+        <w:t>2.1. O que você tem percebido no corpo e na mente recentemente? (Selecione até 5 prioridades)</w:t>
       </w:r>
     </w:p>
     <w:tbl>
@@ -769,7 +739,7 @@
           <w:color w:val="0F2233"/>
           <w:sz w:val="19"/>
         </w:rPr>
-        <w:t>Se marcou 'Outro sinal importante não listado', descreva aqui:</w:t>
+        <w:t>Se marcou 'Outro sinal importante não listado', descreva:</w:t>
       </w:r>
     </w:p>
     <w:p>
@@ -913,27 +883,12 @@
       <w:r>
         <w:rPr>
           <w:rFonts w:ascii="Calibri" w:hAnsi="Calibri"/>
-          <w:b/>
-          <w:i w:val="0"/>
-          <w:color w:val="374151"/>
-          <w:sz w:val="19"/>
-        </w:rPr>
-        <w:t>[  ] Outro diagnóstico já mencionado:</w:t>
-      </w:r>
-    </w:p>
-    <w:p>
-      <w:pPr>
-        <w:spacing w:after="60"/>
-      </w:pPr>
-      <w:r>
-        <w:rPr>
-          <w:rFonts w:ascii="Calibri" w:hAnsi="Calibri"/>
           <w:b w:val="0"/>
           <w:i w:val="0"/>
           <w:color w:val="374151"/>
           <w:sz w:val="19"/>
         </w:rPr>
-        <w:t>Qual: ______________________________________________________________________________________________</w:t>
+        <w:t>[  ] Outro diagnóstico já mencionado: ______________________________________________________________</w:t>
       </w:r>
     </w:p>
     <w:p>
@@ -1375,9 +1330,11 @@
           <w:p>
             <w:r>
               <w:rPr>
+                <w:i/>
+                <w:color w:val="9CA3AF"/>
                 <w:sz w:val="17"/>
               </w:rPr>
-              <w:t>Ex: Sertralina</w:t>
+              <w:t>(Ex: Sertralina)</w:t>
             </w:r>
           </w:p>
         </w:tc>
@@ -1398,9 +1355,11 @@
           <w:p>
             <w:r>
               <w:rPr>
+                <w:i/>
+                <w:color w:val="9CA3AF"/>
                 <w:sz w:val="17"/>
               </w:rPr>
-              <w:t>50 mg</w:t>
+              <w:t>(Ex: 50 mg)</w:t>
             </w:r>
           </w:p>
         </w:tc>
@@ -1421,9 +1380,11 @@
           <w:p>
             <w:r>
               <w:rPr>
+                <w:i/>
+                <w:color w:val="9CA3AF"/>
                 <w:sz w:val="17"/>
               </w:rPr>
-              <w:t>1x pela manhã</w:t>
+              <w:t>(Ex: 1x pela manhã)</w:t>
             </w:r>
           </w:p>
         </w:tc>
@@ -1444,9 +1405,11 @@
           <w:p>
             <w:r>
               <w:rPr>
+                <w:i/>
+                <w:color w:val="9CA3AF"/>
                 <w:sz w:val="17"/>
               </w:rPr>
-              <w:t>Ansiedade/Sono</w:t>
+              <w:t>(Ex: Ansiedade/Sono)</w:t>
             </w:r>
           </w:p>
         </w:tc>
@@ -1467,9 +1430,11 @@
           <w:p>
             <w:r>
               <w:rPr>
+                <w:i/>
+                <w:color w:val="9CA3AF"/>
                 <w:sz w:val="17"/>
               </w:rPr>
-              <w:t>6 meses</w:t>
+              <w:t>(Ex: 6 meses)</w:t>
             </w:r>
           </w:p>
         </w:tc>
@@ -1490,9 +1455,11 @@
           <w:p>
             <w:r>
               <w:rPr>
+                <w:i/>
+                <w:color w:val="9CA3AF"/>
                 <w:sz w:val="17"/>
               </w:rPr>
-              <w:t>[  ] Não  [X] Náusea leve</w:t>
+              <w:t>(Ex: Náusea leve)</w:t>
             </w:r>
           </w:p>
         </w:tc>
@@ -1682,7 +1649,7 @@
           <w:color w:val="374151"/>
           <w:sz w:val="19"/>
         </w:rPr>
-        <w:t>Avalie com naturalidade:  R = Raramente  |  A = Às vezes  |  F = Frequentemente  |  C = Conversar na consulta</w:t>
+        <w:t>Avalie com naturalidade:  R = Raramente  |  A = Às vezes  |  F = Frequentemente  |  QS = Quase sempre</w:t>
       </w:r>
     </w:p>
     <w:tbl>
@@ -1738,7 +1705,7 @@
               <w:rPr>
                 <w:sz w:val="17"/>
               </w:rPr>
-              <w:t>[ ] R  [ ] A  [ ] F  [ ] Conversar</w:t>
+              <w:t>[ ] R  [ ] A  [ ] F  [ ] Quase sempre</w:t>
             </w:r>
           </w:p>
         </w:tc>
@@ -1786,7 +1753,7 @@
               <w:rPr>
                 <w:sz w:val="17"/>
               </w:rPr>
-              <w:t>[ ] R  [ ] A  [ ] F  [ ] Conversar</w:t>
+              <w:t>[ ] R  [ ] A  [ ] F  [ ] Quase sempre</w:t>
             </w:r>
           </w:p>
         </w:tc>
@@ -1834,7 +1801,7 @@
               <w:rPr>
                 <w:sz w:val="17"/>
               </w:rPr>
-              <w:t>[ ] R  [ ] A  [ ] F  [ ] Conversar</w:t>
+              <w:t>[ ] R  [ ] A  [ ] F  [ ] Quase sempre</w:t>
             </w:r>
           </w:p>
         </w:tc>
@@ -1882,7 +1849,7 @@
               <w:rPr>
                 <w:sz w:val="17"/>
               </w:rPr>
-              <w:t>[ ] R  [ ] A  [ ] F  [ ] Conversar</w:t>
+              <w:t>[ ] R  [ ] A  [ ] F  [ ] Quase sempre</w:t>
             </w:r>
           </w:p>
         </w:tc>
@@ -1930,7 +1897,7 @@
               <w:rPr>
                 <w:sz w:val="17"/>
               </w:rPr>
-              <w:t>[ ] R  [ ] A  [ ] F  [ ] Conversar</w:t>
+              <w:t>[ ] R  [ ] A  [ ] F  [ ] Quase sempre</w:t>
             </w:r>
           </w:p>
         </w:tc>
@@ -1978,7 +1945,7 @@
               <w:rPr>
                 <w:sz w:val="17"/>
               </w:rPr>
-              <w:t>[ ] R  [ ] A  [ ] F  [ ] Conversar</w:t>
+              <w:t>[ ] R  [ ] A  [ ] F  [ ] Quase sempre</w:t>
             </w:r>
           </w:p>
         </w:tc>
@@ -2026,7 +1993,7 @@
               <w:rPr>
                 <w:sz w:val="17"/>
               </w:rPr>
-              <w:t>[ ] R  [ ] A  [ ] F  [ ] Conversar</w:t>
+              <w:t>[ ] R  [ ] A  [ ] F  [ ] Quase sempre</w:t>
             </w:r>
           </w:p>
         </w:tc>
@@ -2074,7 +2041,7 @@
               <w:rPr>
                 <w:sz w:val="17"/>
               </w:rPr>
-              <w:t>[ ] R  [ ] A  [ ] F  [ ] Conversar</w:t>
+              <w:t>[ ] R  [ ] A  [ ] F  [ ] Quase sempre</w:t>
             </w:r>
           </w:p>
         </w:tc>
@@ -2122,7 +2089,7 @@
               <w:rPr>
                 <w:sz w:val="17"/>
               </w:rPr>
-              <w:t>[ ] R  [ ] A  [ ] F  [ ] Conversar</w:t>
+              <w:t>[ ] R  [ ] A  [ ] F  [ ] Quase sempre</w:t>
             </w:r>
           </w:p>
         </w:tc>
@@ -2170,12 +2137,155 @@
               <w:rPr>
                 <w:sz w:val="17"/>
               </w:rPr>
-              <w:t>[ ] R  [ ] A  [ ] F  [ ] Conversar</w:t>
+              <w:t>[ ] R  [ ] A  [ ] F  [ ] Quase sempre</w:t>
             </w:r>
           </w:p>
         </w:tc>
       </w:tr>
     </w:tbl>
+    <w:p>
+      <w:pPr>
+        <w:spacing w:before="320" w:after="80"/>
+      </w:pPr>
+      <w:r>
+        <w:rPr>
+          <w:rFonts w:ascii="Calibri" w:hAnsi="Calibri"/>
+          <w:b/>
+          <w:color w:val="B49B67"/>
+          <w:sz w:val="18"/>
+        </w:rPr>
+        <w:t xml:space="preserve">◈ RESULTANTES CLÍNICOS  |  </w:t>
+      </w:r>
+      <w:r>
+        <w:rPr>
+          <w:rFonts w:ascii="Georgia" w:hAnsi="Georgia"/>
+          <w:b/>
+          <w:color w:val="0F2233"/>
+          <w:sz w:val="27"/>
+        </w:rPr>
+        <w:t>4. Síntese &amp; Metas Compartilhadas (12 Semanas)</w:t>
+      </w:r>
+    </w:p>
+    <w:p>
+      <w:pPr>
+        <w:spacing w:after="60"/>
+      </w:pPr>
+      <w:r>
+        <w:rPr>
+          <w:rFonts w:ascii="Calibri" w:hAnsi="Calibri"/>
+          <w:b w:val="0"/>
+          <w:i w:val="0"/>
+          <w:color w:val="374151"/>
+          <w:sz w:val="19"/>
+        </w:rPr>
+        <w:t>1. Meta Corporal &amp; Fisiológica (exemplo: sono regular, alívio digestivo, caminhadas):</w:t>
+      </w:r>
+    </w:p>
+    <w:p>
+      <w:pPr>
+        <w:spacing w:after="60"/>
+      </w:pPr>
+      <w:r>
+        <w:rPr>
+          <w:rFonts w:ascii="Calibri" w:hAnsi="Calibri"/>
+          <w:b w:val="0"/>
+          <w:i w:val="0"/>
+          <w:color w:val="374151"/>
+          <w:sz w:val="19"/>
+        </w:rPr>
+        <w:t>____________________________________________________________________________________________________</w:t>
+      </w:r>
+    </w:p>
+    <w:p>
+      <w:pPr>
+        <w:spacing w:after="60"/>
+      </w:pPr>
+      <w:r>
+        <w:rPr>
+          <w:rFonts w:ascii="Calibri" w:hAnsi="Calibri"/>
+          <w:b w:val="0"/>
+          <w:i w:val="0"/>
+          <w:color w:val="374151"/>
+          <w:sz w:val="19"/>
+        </w:rPr>
+        <w:t>2. Meta Emocional &amp; Relacional (exemplo: regulação de ansiedade, limites no trabalho):</w:t>
+      </w:r>
+    </w:p>
+    <w:p>
+      <w:pPr>
+        <w:spacing w:after="60"/>
+      </w:pPr>
+      <w:r>
+        <w:rPr>
+          <w:rFonts w:ascii="Calibri" w:hAnsi="Calibri"/>
+          <w:b w:val="0"/>
+          <w:i w:val="0"/>
+          <w:color w:val="374151"/>
+          <w:sz w:val="19"/>
+        </w:rPr>
+        <w:t>____________________________________________________________________________________________________</w:t>
+      </w:r>
+    </w:p>
+    <w:p>
+      <w:pPr>
+        <w:spacing w:after="60"/>
+      </w:pPr>
+      <w:r>
+        <w:rPr>
+          <w:rFonts w:ascii="Calibri" w:hAnsi="Calibri"/>
+          <w:b w:val="0"/>
+          <w:i w:val="0"/>
+          <w:color w:val="374151"/>
+          <w:sz w:val="19"/>
+        </w:rPr>
+        <w:t>3. Meta de Autocuidado &amp; Ritmo de Vida (exemplo: momentos de lazer sem telas):</w:t>
+      </w:r>
+    </w:p>
+    <w:p>
+      <w:pPr>
+        <w:spacing w:after="60"/>
+      </w:pPr>
+      <w:r>
+        <w:rPr>
+          <w:rFonts w:ascii="Calibri" w:hAnsi="Calibri"/>
+          <w:b w:val="0"/>
+          <w:i w:val="0"/>
+          <w:color w:val="374151"/>
+          <w:sz w:val="19"/>
+        </w:rPr>
+        <w:t>____________________________________________________________________________________________________</w:t>
+      </w:r>
+    </w:p>
+    <w:p>
+      <w:pPr>
+        <w:spacing w:after="60"/>
+      </w:pPr>
+      <w:r>
+        <w:rPr>
+          <w:rFonts w:ascii="Calibri" w:hAnsi="Calibri"/>
+          <w:b w:val="0"/>
+          <w:i w:val="0"/>
+          <w:color w:val="374151"/>
+          <w:sz w:val="19"/>
+        </w:rPr>
+        <w:t>Indicador de Progresso Percebido (como saberemos que houve evolução?):</w:t>
+      </w:r>
+    </w:p>
+    <w:p>
+      <w:pPr>
+        <w:spacing w:after="60"/>
+      </w:pPr>
+      <w:r>
+        <w:rPr>
+          <w:rFonts w:ascii="Calibri" w:hAnsi="Calibri"/>
+          <w:b w:val="0"/>
+          <w:i w:val="0"/>
+          <w:color w:val="374151"/>
+          <w:sz w:val="19"/>
+        </w:rPr>
+        <w:t>____________________________________________________________________________________________________</w:t>
+      </w:r>
+    </w:p>
     <w:p>
       <w:pPr>
         <w:spacing w:before="320" w:after="80"/>
@@ -2196,7 +2306,7 @@
           <w:color w:val="0F2233"/>
           <w:sz w:val="27"/>
         </w:rPr>
-        <w:t>4. Área Clínica Exclusiva (Dra. Tânia)</w:t>
+        <w:t>5. Área Clínica Exclusiva (Dra. Tânia)</w:t>
       </w:r>
     </w:p>
     <w:p>
@@ -2225,66 +2335,7 @@
           <w:color w:val="0F2233"/>
           <w:sz w:val="22"/>
         </w:rPr>
-        <w:t>4.1. Mapeamento dos Agrupamentos e Estilos Relacionais (CID-11 / DSM-5-TR)</w:t>
-      </w:r>
-    </w:p>
-    <w:p>
-      <w:pPr>
-        <w:spacing w:after="60"/>
-      </w:pPr>
-      <w:r>
-        <w:rPr>
-          <w:rFonts w:ascii="Calibri" w:hAnsi="Calibri"/>
-          <w:b w:val="0"/>
-          <w:i w:val="0"/>
-          <w:color w:val="374151"/>
-          <w:sz w:val="19"/>
-        </w:rPr>
-        <w:t>• Frases 01 a 03 (Cluster A - Distante / Hipervigilante): __________________________________________________</w:t>
-      </w:r>
-    </w:p>
-    <w:p>
-      <w:pPr>
-        <w:spacing w:after="60"/>
-      </w:pPr>
-      <w:r>
-        <w:rPr>
-          <w:rFonts w:ascii="Calibri" w:hAnsi="Calibri"/>
-          <w:b w:val="0"/>
-          <w:i w:val="0"/>
-          <w:color w:val="374151"/>
-          <w:sz w:val="19"/>
-        </w:rPr>
-        <w:t>• Frases 04 a 07 (Cluster B - Instabilidade Afetiva / Impulso): ____________________________________________</w:t>
-      </w:r>
-    </w:p>
-    <w:p>
-      <w:pPr>
-        <w:spacing w:after="60"/>
-      </w:pPr>
-      <w:r>
-        <w:rPr>
-          <w:rFonts w:ascii="Calibri" w:hAnsi="Calibri"/>
-          <w:b w:val="0"/>
-          <w:i w:val="0"/>
-          <w:color w:val="374151"/>
-          <w:sz w:val="19"/>
-        </w:rPr>
-        <w:t>• Frases 08 a 10 (Cluster C - Ansioso / Inseguro / Rigidez): ______________________________________________</w:t>
-      </w:r>
-    </w:p>
-    <w:p>
-      <w:pPr>
-        <w:spacing w:before="160" w:after="40"/>
-      </w:pPr>
-      <w:r>
-        <w:rPr>
-          <w:rFonts w:ascii="Georgia" w:hAnsi="Georgia"/>
-          <w:b/>
-          <w:color w:val="0F2233"/>
-          <w:sz w:val="22"/>
-        </w:rPr>
-        <w:t>4.2. Mapeamento dos 18 Esquemas Desadaptativos Iniciais (Young)</w:t>
+        <w:t>5.1. Mapeamento dos 18 Esquemas Desadaptativos Iniciais (Young)</w:t>
       </w:r>
     </w:p>
     <w:p>
@@ -2364,21 +2415,6 @@
     </w:p>
     <w:p>
       <w:pPr>
-        <w:spacing w:after="60"/>
-      </w:pPr>
-      <w:r>
-        <w:rPr>
-          <w:rFonts w:ascii="Calibri" w:hAnsi="Calibri"/>
-          <w:b w:val="0"/>
-          <w:i w:val="0"/>
-          <w:color w:val="374151"/>
-          <w:sz w:val="19"/>
-        </w:rPr>
-        <w:t>Interpretação e Esquemas Ativados no Momento Atual: __________________________________________________</w:t>
-      </w:r>
-    </w:p>
-    <w:p>
-      <w:pPr>
         <w:spacing w:before="160" w:after="40"/>
       </w:pPr>
       <w:r>
@@ -2388,7 +2424,22 @@
           <w:color w:val="0F2233"/>
           <w:sz w:val="22"/>
         </w:rPr>
-        <w:t>4.3. Formulação Médica e Estratégia Terapêutica</w:t>
+        <w:t>5.2. Definições Clínicas e Conduta Discriminada (Cada Área em Separado)</w:t>
+      </w:r>
+    </w:p>
+    <w:p>
+      <w:pPr>
+        <w:spacing w:after="60"/>
+      </w:pPr>
+      <w:r>
+        <w:rPr>
+          <w:rFonts w:ascii="Calibri" w:hAnsi="Calibri"/>
+          <w:b/>
+          <w:i w:val="0"/>
+          <w:color w:val="0F2233"/>
+          <w:sz w:val="19"/>
+        </w:rPr>
+        <w:t>1. Conduta Médica Integrativa &amp; Estratégia Geral:</w:t>
       </w:r>
     </w:p>
     <w:p>
@@ -2403,7 +2454,22 @@
           <w:color w:val="374151"/>
           <w:sz w:val="19"/>
         </w:rPr>
-        <w:t>Sinais Vitais: PA: ____/____ mmHg | FC: ____ bpm | IMC: ______ | Exame Clínico: ______________________</w:t>
+        <w:t>____________________________________________________________________________________________________</w:t>
+      </w:r>
+    </w:p>
+    <w:p>
+      <w:pPr>
+        <w:spacing w:after="60"/>
+      </w:pPr>
+      <w:r>
+        <w:rPr>
+          <w:rFonts w:ascii="Calibri" w:hAnsi="Calibri"/>
+          <w:b/>
+          <w:i w:val="0"/>
+          <w:color w:val="0F2233"/>
+          <w:sz w:val="19"/>
+        </w:rPr>
+        <w:t>2. Prescrição Farmacológica e Fitoterápica:</w:t>
       </w:r>
     </w:p>
     <w:p>
@@ -2418,7 +2484,22 @@
           <w:color w:val="374151"/>
           <w:sz w:val="19"/>
         </w:rPr>
-        <w:t>Hipóteses Diagnósticas Principais (com CID-11): ________________________________________________________</w:t>
+        <w:t>____________________________________________________________________________________________________</w:t>
+      </w:r>
+    </w:p>
+    <w:p>
+      <w:pPr>
+        <w:spacing w:after="60"/>
+      </w:pPr>
+      <w:r>
+        <w:rPr>
+          <w:rFonts w:ascii="Calibri" w:hAnsi="Calibri"/>
+          <w:b/>
+          <w:i w:val="0"/>
+          <w:color w:val="0F2233"/>
+          <w:sz w:val="19"/>
+        </w:rPr>
+        <w:t>3. Desprescrição Planejada / Redução de Polifarmácia:</w:t>
       </w:r>
     </w:p>
     <w:p>
@@ -2433,7 +2514,22 @@
           <w:color w:val="374151"/>
           <w:sz w:val="19"/>
         </w:rPr>
-        <w:t>Segurança Clínica / Red Flags: [  ] Ausente   [  ] Atenção / Investigação ativa</w:t>
+        <w:t>____________________________________________________________________________________________________</w:t>
+      </w:r>
+    </w:p>
+    <w:p>
+      <w:pPr>
+        <w:spacing w:after="60"/>
+      </w:pPr>
+      <w:r>
+        <w:rPr>
+          <w:rFonts w:ascii="Calibri" w:hAnsi="Calibri"/>
+          <w:b/>
+          <w:i w:val="0"/>
+          <w:color w:val="0F2233"/>
+          <w:sz w:val="19"/>
+        </w:rPr>
+        <w:t>4. Exames Laboratoriais e Complementares Solicitados:</w:t>
       </w:r>
     </w:p>
     <w:p>
@@ -2448,135 +2544,7 @@
           <w:color w:val="374151"/>
           <w:sz w:val="19"/>
         </w:rPr>
-        <w:t>Prescrição Farmacológica / Ajustes / Desprescrição: __________________________________________________</w:t>
-      </w:r>
-    </w:p>
-    <w:p>
-      <w:pPr>
-        <w:spacing w:after="60"/>
-      </w:pPr>
-      <w:r>
-        <w:rPr>
-          <w:rFonts w:ascii="Calibri" w:hAnsi="Calibri"/>
-          <w:b w:val="0"/>
-          <w:i w:val="0"/>
-          <w:color w:val="374151"/>
-          <w:sz w:val="19"/>
-        </w:rPr>
-        <w:t>Encaminhamentos Integrativos (Terapia, Nutrição, Exames Laboratoriais): ________________________________</w:t>
-      </w:r>
-    </w:p>
-    <w:p>
-      <w:pPr>
-        <w:spacing w:before="320" w:after="80"/>
-      </w:pPr>
-      <w:r>
-        <w:rPr>
-          <w:rFonts w:ascii="Calibri" w:hAnsi="Calibri"/>
-          <w:b/>
-          <w:color w:val="B49B67"/>
-          <w:sz w:val="18"/>
-        </w:rPr>
-        <w:t xml:space="preserve">◈ RESULTANTES CLÍNICOS  |  </w:t>
-      </w:r>
-      <w:r>
-        <w:rPr>
-          <w:rFonts w:ascii="Georgia" w:hAnsi="Georgia"/>
-          <w:b/>
-          <w:color w:val="0F2233"/>
-          <w:sz w:val="27"/>
-        </w:rPr>
-        <w:t>5. Entregáveis e Metas Compartilhadas (12 Semanas)</w:t>
-      </w:r>
-    </w:p>
-    <w:p>
-      <w:pPr>
-        <w:spacing w:after="60"/>
-      </w:pPr>
-      <w:r>
-        <w:rPr>
-          <w:rFonts w:ascii="Calibri" w:hAnsi="Calibri"/>
-          <w:b/>
-          <w:i w:val="0"/>
-          <w:color w:val="0F2233"/>
-          <w:sz w:val="19"/>
-        </w:rPr>
-        <w:t>1. Síntese Devolutiva de Cuidado (Entregue ao Paciente em PDF Elegante):</w:t>
-      </w:r>
-    </w:p>
-    <w:p>
-      <w:pPr>
-        <w:spacing w:after="60"/>
-      </w:pPr>
-      <w:r>
-        <w:rPr>
-          <w:rFonts w:ascii="Calibri" w:hAnsi="Calibri"/>
-          <w:b w:val="0"/>
-          <w:i w:val="0"/>
-          <w:color w:val="374151"/>
-          <w:sz w:val="19"/>
-        </w:rPr>
-        <w:t xml:space="preserve">  1. Meta Corporal &amp; Fisiológica: __________________________________________________________________</w:t>
-      </w:r>
-    </w:p>
-    <w:p>
-      <w:pPr>
-        <w:spacing w:after="60"/>
-      </w:pPr>
-      <w:r>
-        <w:rPr>
-          <w:rFonts w:ascii="Calibri" w:hAnsi="Calibri"/>
-          <w:b w:val="0"/>
-          <w:i w:val="0"/>
-          <w:color w:val="374151"/>
-          <w:sz w:val="19"/>
-        </w:rPr>
-        <w:t xml:space="preserve">  2. Meta Emocional &amp; Relacional: __________________________________________________________________</w:t>
-      </w:r>
-    </w:p>
-    <w:p>
-      <w:pPr>
-        <w:spacing w:after="60"/>
-      </w:pPr>
-      <w:r>
-        <w:rPr>
-          <w:rFonts w:ascii="Calibri" w:hAnsi="Calibri"/>
-          <w:b w:val="0"/>
-          <w:i w:val="0"/>
-          <w:color w:val="374151"/>
-          <w:sz w:val="19"/>
-        </w:rPr>
-        <w:t xml:space="preserve">  3. Meta de Autocuidado &amp; Ritmo de Vida: __________________________________________________________</w:t>
-      </w:r>
-    </w:p>
-    <w:p>
-      <w:pPr>
-        <w:spacing w:after="60"/>
-      </w:pPr>
-      <w:r>
-        <w:rPr>
-          <w:rFonts w:ascii="Calibri" w:hAnsi="Calibri"/>
-          <w:b/>
-          <w:i w:val="0"/>
-          <w:color w:val="0F2233"/>
-          <w:sz w:val="19"/>
-        </w:rPr>
-        <w:t>2. Prontuário Médico Confidencial:</w:t>
-      </w:r>
-    </w:p>
-    <w:p>
-      <w:pPr>
-        <w:spacing w:after="60"/>
-      </w:pPr>
-      <w:r>
-        <w:rPr>
-          <w:rFonts w:ascii="Calibri" w:hAnsi="Calibri"/>
-          <w:b w:val="0"/>
-          <w:i w:val="0"/>
-          <w:color w:val="374151"/>
-          <w:sz w:val="19"/>
-        </w:rPr>
-        <w:t>• Histórico farmacológico detalhado com reações prévias, comorbidades, critérios diagnósticos e cronograma de revisões.</w:t>
+        <w:t>____________________________________________________________________________________________________</w:t>
       </w:r>
     </w:p>
     <w:sectPr>
